--- a/scripts/data/meta_inbox_kb.docx
+++ b/scripts/data/meta_inbox_kb.docx
@@ -2223,6 +2223,336 @@
           <w:p>
             <w:r>
               <w:t>Anaheim, CA</w:t>
+            </w:r>
+          </w:p>
+        </w:tc>
+      </w:tr>
+      <w:tr>
+        <w:tc>
+          <w:tcPr>
+            <w:tcW w:type="dxa" w:w="2800"/>
+          </w:tcPr>
+          <w:p>
+            <w:r>
+              <w:t>Jan 9–11</w:t>
+            </w:r>
+          </w:p>
+        </w:tc>
+        <w:tc>
+          <w:tcPr>
+            <w:tcW w:type="dxa" w:w="6560"/>
+          </w:tcPr>
+          <w:p>
+            <w:r>
+              <w:t>Glendale, AZ</w:t>
+            </w:r>
+          </w:p>
+        </w:tc>
+      </w:tr>
+      <w:tr>
+        <w:tc>
+          <w:tcPr>
+            <w:tcW w:type="dxa" w:w="2800"/>
+          </w:tcPr>
+          <w:p>
+            <w:r>
+              <w:t>Jan 16–18</w:t>
+            </w:r>
+          </w:p>
+        </w:tc>
+        <w:tc>
+          <w:tcPr>
+            <w:tcW w:type="dxa" w:w="6560"/>
+          </w:tcPr>
+          <w:p>
+            <w:r>
+              <w:t>Fresno, CA</w:t>
+            </w:r>
+          </w:p>
+        </w:tc>
+      </w:tr>
+      <w:tr>
+        <w:tc>
+          <w:tcPr>
+            <w:tcW w:type="dxa" w:w="2800"/>
+          </w:tcPr>
+          <w:p>
+            <w:r>
+              <w:t>Jan 23–25</w:t>
+            </w:r>
+          </w:p>
+        </w:tc>
+        <w:tc>
+          <w:tcPr>
+            <w:tcW w:type="dxa" w:w="6560"/>
+          </w:tcPr>
+          <w:p>
+            <w:r>
+              <w:t>El Cajon, CA</w:t>
+            </w:r>
+          </w:p>
+        </w:tc>
+      </w:tr>
+      <w:tr>
+        <w:tc>
+          <w:tcPr>
+            <w:tcW w:type="dxa" w:w="2800"/>
+          </w:tcPr>
+          <w:p>
+            <w:r>
+              <w:t>Jan 30–Feb 1</w:t>
+            </w:r>
+          </w:p>
+        </w:tc>
+        <w:tc>
+          <w:tcPr>
+            <w:tcW w:type="dxa" w:w="6560"/>
+          </w:tcPr>
+          <w:p>
+            <w:r>
+              <w:t>Emeryville, CA</w:t>
+            </w:r>
+          </w:p>
+        </w:tc>
+      </w:tr>
+      <w:tr>
+        <w:tc>
+          <w:tcPr>
+            <w:tcW w:type="dxa" w:w="2800"/>
+          </w:tcPr>
+          <w:p>
+            <w:r>
+              <w:t>Feb 6–8</w:t>
+            </w:r>
+          </w:p>
+        </w:tc>
+        <w:tc>
+          <w:tcPr>
+            <w:tcW w:type="dxa" w:w="6560"/>
+          </w:tcPr>
+          <w:p>
+            <w:r>
+              <w:t>Concord, CA</w:t>
+            </w:r>
+          </w:p>
+        </w:tc>
+      </w:tr>
+      <w:tr>
+        <w:tc>
+          <w:tcPr>
+            <w:tcW w:type="dxa" w:w="2800"/>
+          </w:tcPr>
+          <w:p>
+            <w:r>
+              <w:t>Feb 13–15</w:t>
+            </w:r>
+          </w:p>
+        </w:tc>
+        <w:tc>
+          <w:tcPr>
+            <w:tcW w:type="dxa" w:w="6560"/>
+          </w:tcPr>
+          <w:p>
+            <w:r>
+              <w:t>Burbank, CA</w:t>
+            </w:r>
+          </w:p>
+        </w:tc>
+      </w:tr>
+      <w:tr>
+        <w:tc>
+          <w:tcPr>
+            <w:tcW w:type="dxa" w:w="2800"/>
+          </w:tcPr>
+          <w:p>
+            <w:r>
+              <w:t>Feb 20–22</w:t>
+            </w:r>
+          </w:p>
+        </w:tc>
+        <w:tc>
+          <w:tcPr>
+            <w:tcW w:type="dxa" w:w="6560"/>
+          </w:tcPr>
+          <w:p>
+            <w:r>
+              <w:t>North Las Vegas, NV</w:t>
+            </w:r>
+          </w:p>
+        </w:tc>
+      </w:tr>
+      <w:tr>
+        <w:tc>
+          <w:tcPr>
+            <w:tcW w:type="dxa" w:w="2800"/>
+          </w:tcPr>
+          <w:p>
+            <w:r>
+              <w:t>Feb 27–Mar 1</w:t>
+            </w:r>
+          </w:p>
+        </w:tc>
+        <w:tc>
+          <w:tcPr>
+            <w:tcW w:type="dxa" w:w="6560"/>
+          </w:tcPr>
+          <w:p>
+            <w:r>
+              <w:t>Amarillo, TX</w:t>
+            </w:r>
+          </w:p>
+        </w:tc>
+      </w:tr>
+      <w:tr>
+        <w:tc>
+          <w:tcPr>
+            <w:tcW w:type="dxa" w:w="2800"/>
+          </w:tcPr>
+          <w:p>
+            <w:r>
+              <w:t>Mar 6–8</w:t>
+            </w:r>
+          </w:p>
+        </w:tc>
+        <w:tc>
+          <w:tcPr>
+            <w:tcW w:type="dxa" w:w="6560"/>
+          </w:tcPr>
+          <w:p>
+            <w:r>
+              <w:t>Garland, TX</w:t>
+            </w:r>
+          </w:p>
+        </w:tc>
+      </w:tr>
+      <w:tr>
+        <w:tc>
+          <w:tcPr>
+            <w:tcW w:type="dxa" w:w="2800"/>
+          </w:tcPr>
+          <w:p>
+            <w:r>
+              <w:t>Mar 13–15</w:t>
+            </w:r>
+          </w:p>
+        </w:tc>
+        <w:tc>
+          <w:tcPr>
+            <w:tcW w:type="dxa" w:w="6560"/>
+          </w:tcPr>
+          <w:p>
+            <w:r>
+              <w:t>Fort Worth, TX</w:t>
+            </w:r>
+          </w:p>
+        </w:tc>
+      </w:tr>
+      <w:tr>
+        <w:tc>
+          <w:tcPr>
+            <w:tcW w:type="dxa" w:w="2800"/>
+          </w:tcPr>
+          <w:p>
+            <w:r>
+              <w:t>Mar 20–22</w:t>
+            </w:r>
+          </w:p>
+        </w:tc>
+        <w:tc>
+          <w:tcPr>
+            <w:tcW w:type="dxa" w:w="6560"/>
+          </w:tcPr>
+          <w:p>
+            <w:r>
+              <w:t>Tulsa, OK</w:t>
+            </w:r>
+          </w:p>
+        </w:tc>
+      </w:tr>
+      <w:tr>
+        <w:tc>
+          <w:tcPr>
+            <w:tcW w:type="dxa" w:w="2800"/>
+          </w:tcPr>
+          <w:p>
+            <w:r>
+              <w:t>Mar 27–29</w:t>
+            </w:r>
+          </w:p>
+        </w:tc>
+        <w:tc>
+          <w:tcPr>
+            <w:tcW w:type="dxa" w:w="6560"/>
+          </w:tcPr>
+          <w:p>
+            <w:r>
+              <w:t>Hampton, VA</w:t>
+            </w:r>
+          </w:p>
+        </w:tc>
+      </w:tr>
+      <w:tr>
+        <w:tc>
+          <w:tcPr>
+            <w:tcW w:type="dxa" w:w="2800"/>
+          </w:tcPr>
+          <w:p>
+            <w:r>
+              <w:t>Apr 3–5</w:t>
+            </w:r>
+          </w:p>
+        </w:tc>
+        <w:tc>
+          <w:tcPr>
+            <w:tcW w:type="dxa" w:w="6560"/>
+          </w:tcPr>
+          <w:p>
+            <w:r>
+              <w:t>Syracuse, NY</w:t>
+            </w:r>
+          </w:p>
+        </w:tc>
+      </w:tr>
+      <w:tr>
+        <w:tc>
+          <w:tcPr>
+            <w:tcW w:type="dxa" w:w="2800"/>
+          </w:tcPr>
+          <w:p>
+            <w:r>
+              <w:t>Apr 10–12</w:t>
+            </w:r>
+          </w:p>
+        </w:tc>
+        <w:tc>
+          <w:tcPr>
+            <w:tcW w:type="dxa" w:w="6560"/>
+          </w:tcPr>
+          <w:p>
+            <w:r>
+              <w:t>Reading, PA</w:t>
+            </w:r>
+          </w:p>
+        </w:tc>
+      </w:tr>
+      <w:tr>
+        <w:tc>
+          <w:tcPr>
+            <w:tcW w:type="dxa" w:w="2800"/>
+          </w:tcPr>
+          <w:p>
+            <w:r>
+              <w:t>Apr 17–19</w:t>
+            </w:r>
+          </w:p>
+        </w:tc>
+        <w:tc>
+          <w:tcPr>
+            <w:tcW w:type="dxa" w:w="6560"/>
+          </w:tcPr>
+          <w:p>
+            <w:r>
+              <w:t>Columbus, OH</w:t>
             </w:r>
           </w:p>
         </w:tc>
